--- a/public/labs/os/kmp-23/ЛР6_ОС_Управління_пристроями.docx
+++ b/public/labs/os/kmp-23/ЛР6_ОС_Управління_пристроями.docx
@@ -423,6 +423,7 @@
           <w:p>
             <w:pPr>
               <w:pStyle w:val="Compact"/>
+              <w:spacing w:before="0" w:after="0" w:line="240" w:lineRule="auto"/>
             </w:pPr>
             <w:r>
               <w:t xml:space="preserve">Характеристика</w:t>
@@ -434,6 +435,7 @@
           <w:p>
             <w:pPr>
               <w:pStyle w:val="Compact"/>
+              <w:spacing w:before="0" w:after="0" w:line="240" w:lineRule="auto"/>
             </w:pPr>
             <w:r>
               <w:t xml:space="preserve">Блокові (</w:t>
@@ -454,6 +456,7 @@
           <w:p>
             <w:pPr>
               <w:pStyle w:val="Compact"/>
+              <w:spacing w:before="0" w:after="0" w:line="240" w:lineRule="auto"/>
             </w:pPr>
             <w:r>
               <w:t xml:space="preserve">Символьні (</w:t>
@@ -476,6 +479,7 @@
           <w:p>
             <w:pPr>
               <w:pStyle w:val="Compact"/>
+              <w:spacing w:before="0" w:after="0" w:line="240" w:lineRule="auto"/>
             </w:pPr>
             <w:r>
               <w:t xml:space="preserve">Одиниця обміну</w:t>
@@ -487,6 +491,7 @@
           <w:p>
             <w:pPr>
               <w:pStyle w:val="Compact"/>
+              <w:spacing w:before="0" w:after="0" w:line="240" w:lineRule="auto"/>
             </w:pPr>
             <w:r>
               <w:t xml:space="preserve">блок фіксованого розміру</w:t>
@@ -498,6 +503,7 @@
           <w:p>
             <w:pPr>
               <w:pStyle w:val="Compact"/>
+              <w:spacing w:before="0" w:after="0" w:line="240" w:lineRule="auto"/>
             </w:pPr>
             <w:r>
               <w:t xml:space="preserve">окремий байт (потік)</w:t>
@@ -511,6 +517,7 @@
           <w:p>
             <w:pPr>
               <w:pStyle w:val="Compact"/>
+              <w:spacing w:before="0" w:after="0" w:line="240" w:lineRule="auto"/>
             </w:pPr>
             <w:r>
               <w:t xml:space="preserve">Довільний доступ</w:t>
@@ -522,6 +529,7 @@
           <w:p>
             <w:pPr>
               <w:pStyle w:val="Compact"/>
+              <w:spacing w:before="0" w:after="0" w:line="240" w:lineRule="auto"/>
             </w:pPr>
             <w:r>
               <w:t xml:space="preserve">так, за номером блока</w:t>
@@ -533,6 +541,7 @@
           <w:p>
             <w:pPr>
               <w:pStyle w:val="Compact"/>
+              <w:spacing w:before="0" w:after="0" w:line="240" w:lineRule="auto"/>
             </w:pPr>
             <w:r>
               <w:t xml:space="preserve">ні, послідовно</w:t>
@@ -546,6 +555,7 @@
           <w:p>
             <w:pPr>
               <w:pStyle w:val="Compact"/>
+              <w:spacing w:before="0" w:after="0" w:line="240" w:lineRule="auto"/>
             </w:pPr>
             <w:r>
               <w:t xml:space="preserve">Буферизація ядром</w:t>
@@ -557,6 +567,7 @@
           <w:p>
             <w:pPr>
               <w:pStyle w:val="Compact"/>
+              <w:spacing w:before="0" w:after="0" w:line="240" w:lineRule="auto"/>
             </w:pPr>
             <w:r>
               <w:t xml:space="preserve">так, через кеш сторінок</w:t>
@@ -568,6 +579,7 @@
           <w:p>
             <w:pPr>
               <w:pStyle w:val="Compact"/>
+              <w:spacing w:before="0" w:after="0" w:line="240" w:lineRule="auto"/>
             </w:pPr>
             <w:r>
               <w:t xml:space="preserve">зазвичай без кешу</w:t>
@@ -581,6 +593,7 @@
           <w:p>
             <w:pPr>
               <w:pStyle w:val="Compact"/>
+              <w:spacing w:before="0" w:after="0" w:line="240" w:lineRule="auto"/>
             </w:pPr>
             <w:r>
               <w:t xml:space="preserve">Приклади</w:t>
@@ -592,6 +605,7 @@
           <w:p>
             <w:pPr>
               <w:pStyle w:val="Compact"/>
+              <w:spacing w:before="0" w:after="0" w:line="240" w:lineRule="auto"/>
             </w:pPr>
             <w:r>
               <w:t xml:space="preserve">диски, розділи, SSD, RAID</w:t>
@@ -603,6 +617,7 @@
           <w:p>
             <w:pPr>
               <w:pStyle w:val="Compact"/>
+              <w:spacing w:before="0" w:after="0" w:line="240" w:lineRule="auto"/>
             </w:pPr>
             <w:r>
               <w:t xml:space="preserve">термінали, порти,</w:t>
@@ -668,6 +683,7 @@
           <w:p>
             <w:pPr>
               <w:pStyle w:val="Compact"/>
+              <w:spacing w:before="0" w:after="0" w:line="240" w:lineRule="auto"/>
             </w:pPr>
             <w:r>
               <w:t xml:space="preserve">Пристрій</w:t>
@@ -679,6 +695,7 @@
           <w:p>
             <w:pPr>
               <w:pStyle w:val="Compact"/>
+              <w:spacing w:before="0" w:after="0" w:line="240" w:lineRule="auto"/>
             </w:pPr>
             <w:r>
               <w:t xml:space="preserve">Призначення</w:t>
@@ -692,6 +709,7 @@
           <w:p>
             <w:pPr>
               <w:pStyle w:val="Compact"/>
+              <w:spacing w:before="0" w:after="0" w:line="240" w:lineRule="auto"/>
             </w:pPr>
             <w:r>
               <w:rPr>
@@ -706,6 +724,7 @@
           <w:p>
             <w:pPr>
               <w:pStyle w:val="Compact"/>
+              <w:spacing w:before="0" w:after="0" w:line="240" w:lineRule="auto"/>
             </w:pPr>
             <w:r>
               <w:t xml:space="preserve">«чорна діра»: усе записане зникає, читання дає кінець файлу</w:t>
@@ -719,6 +738,7 @@
           <w:p>
             <w:pPr>
               <w:pStyle w:val="Compact"/>
+              <w:spacing w:before="0" w:after="0" w:line="240" w:lineRule="auto"/>
             </w:pPr>
             <w:r>
               <w:rPr>
@@ -733,6 +753,7 @@
           <w:p>
             <w:pPr>
               <w:pStyle w:val="Compact"/>
+              <w:spacing w:before="0" w:after="0" w:line="240" w:lineRule="auto"/>
             </w:pPr>
             <w:r>
               <w:t xml:space="preserve">нескінченний потік нульових байтів</w:t>
@@ -746,6 +767,7 @@
           <w:p>
             <w:pPr>
               <w:pStyle w:val="Compact"/>
+              <w:spacing w:before="0" w:after="0" w:line="240" w:lineRule="auto"/>
             </w:pPr>
             <w:r>
               <w:rPr>
@@ -772,6 +794,7 @@
           <w:p>
             <w:pPr>
               <w:pStyle w:val="Compact"/>
+              <w:spacing w:before="0" w:after="0" w:line="240" w:lineRule="auto"/>
             </w:pPr>
             <w:r>
               <w:t xml:space="preserve">джерела випадкових чисел</w:t>
@@ -785,6 +808,7 @@
           <w:p>
             <w:pPr>
               <w:pStyle w:val="Compact"/>
+              <w:spacing w:before="0" w:after="0" w:line="240" w:lineRule="auto"/>
             </w:pPr>
             <w:r>
               <w:rPr>
@@ -799,6 +823,7 @@
           <w:p>
             <w:pPr>
               <w:pStyle w:val="Compact"/>
+              <w:spacing w:before="0" w:after="0" w:line="240" w:lineRule="auto"/>
             </w:pPr>
             <w:r>
               <w:t xml:space="preserve">завжди повертає помилку «немає місця»</w:t>
@@ -812,6 +837,7 @@
           <w:p>
             <w:pPr>
               <w:pStyle w:val="Compact"/>
+              <w:spacing w:before="0" w:after="0" w:line="240" w:lineRule="auto"/>
             </w:pPr>
             <w:r>
               <w:rPr>
@@ -826,6 +852,7 @@
           <w:p>
             <w:pPr>
               <w:pStyle w:val="Compact"/>
+              <w:spacing w:before="0" w:after="0" w:line="240" w:lineRule="auto"/>
             </w:pPr>
             <w:r>
               <w:t xml:space="preserve">файл, підключений як блоковий пристрій</w:t>
@@ -3505,6 +3532,7 @@
           <w:p>
             <w:pPr>
               <w:pStyle w:val="Compact"/>
+              <w:spacing w:before="0" w:after="0" w:line="240" w:lineRule="auto"/>
             </w:pPr>
             <w:r>
               <w:t xml:space="preserve">№</w:t>
@@ -3516,6 +3544,7 @@
           <w:p>
             <w:pPr>
               <w:pStyle w:val="Compact"/>
+              <w:spacing w:before="0" w:after="0" w:line="240" w:lineRule="auto"/>
             </w:pPr>
             <w:r>
               <w:t xml:space="preserve">Файли пристроїв</w:t>
@@ -3527,6 +3556,7 @@
           <w:p>
             <w:pPr>
               <w:pStyle w:val="Compact"/>
+              <w:spacing w:before="0" w:after="0" w:line="240" w:lineRule="auto"/>
             </w:pPr>
             <w:r>
               <w:t xml:space="preserve">Псевдопристрій</w:t>
@@ -3538,6 +3568,7 @@
           <w:p>
             <w:pPr>
               <w:pStyle w:val="Compact"/>
+              <w:spacing w:before="0" w:after="0" w:line="240" w:lineRule="auto"/>
             </w:pPr>
             <w:r>
               <w:t xml:space="preserve">Модуль ядра</w:t>
@@ -3549,6 +3580,7 @@
           <w:p>
             <w:pPr>
               <w:pStyle w:val="Compact"/>
+              <w:spacing w:before="0" w:after="0" w:line="240" w:lineRule="auto"/>
             </w:pPr>
             <w:r>
               <w:t xml:space="preserve">Додаткове завдання</w:t>
@@ -3562,6 +3594,7 @@
           <w:p>
             <w:pPr>
               <w:pStyle w:val="Compact"/>
+              <w:spacing w:before="0" w:after="0" w:line="240" w:lineRule="auto"/>
             </w:pPr>
             <w:r>
               <w:t xml:space="preserve">1</w:t>
@@ -3573,6 +3606,7 @@
           <w:p>
             <w:pPr>
               <w:pStyle w:val="Compact"/>
+              <w:spacing w:before="0" w:after="0" w:line="240" w:lineRule="auto"/>
             </w:pPr>
             <w:r>
               <w:rPr>
@@ -3611,6 +3645,7 @@
           <w:p>
             <w:pPr>
               <w:pStyle w:val="Compact"/>
+              <w:spacing w:before="0" w:after="0" w:line="240" w:lineRule="auto"/>
             </w:pPr>
             <w:r>
               <w:rPr>
@@ -3625,6 +3660,7 @@
           <w:p>
             <w:pPr>
               <w:pStyle w:val="Compact"/>
+              <w:spacing w:before="0" w:after="0" w:line="240" w:lineRule="auto"/>
             </w:pPr>
             <w:r>
               <w:rPr>
@@ -3639,6 +3675,7 @@
           <w:p>
             <w:pPr>
               <w:pStyle w:val="Compact"/>
+              <w:spacing w:before="0" w:after="0" w:line="240" w:lineRule="auto"/>
             </w:pPr>
             <w:r>
               <w:t xml:space="preserve">Пояснити, чому</w:t>
@@ -3667,6 +3704,7 @@
           <w:p>
             <w:pPr>
               <w:pStyle w:val="Compact"/>
+              <w:spacing w:before="0" w:after="0" w:line="240" w:lineRule="auto"/>
             </w:pPr>
             <w:r>
               <w:t xml:space="preserve">2</w:t>
@@ -3678,6 +3716,7 @@
           <w:p>
             <w:pPr>
               <w:pStyle w:val="Compact"/>
+              <w:spacing w:before="0" w:after="0" w:line="240" w:lineRule="auto"/>
             </w:pPr>
             <w:r>
               <w:rPr>
@@ -3716,6 +3755,7 @@
           <w:p>
             <w:pPr>
               <w:pStyle w:val="Compact"/>
+              <w:spacing w:before="0" w:after="0" w:line="240" w:lineRule="auto"/>
             </w:pPr>
             <w:r>
               <w:rPr>
@@ -3730,6 +3770,7 @@
           <w:p>
             <w:pPr>
               <w:pStyle w:val="Compact"/>
+              <w:spacing w:before="0" w:after="0" w:line="240" w:lineRule="auto"/>
             </w:pPr>
             <w:r>
               <w:rPr>
@@ -3744,6 +3785,7 @@
           <w:p>
             <w:pPr>
               <w:pStyle w:val="Compact"/>
+              <w:spacing w:before="0" w:after="0" w:line="240" w:lineRule="auto"/>
             </w:pPr>
             <w:r>
               <w:t xml:space="preserve">Порівняти вміст</w:t>
@@ -3772,6 +3814,7 @@
           <w:p>
             <w:pPr>
               <w:pStyle w:val="Compact"/>
+              <w:spacing w:before="0" w:after="0" w:line="240" w:lineRule="auto"/>
             </w:pPr>
             <w:r>
               <w:t xml:space="preserve">3</w:t>
@@ -3783,6 +3826,7 @@
           <w:p>
             <w:pPr>
               <w:pStyle w:val="Compact"/>
+              <w:spacing w:before="0" w:after="0" w:line="240" w:lineRule="auto"/>
             </w:pPr>
             <w:r>
               <w:rPr>
@@ -3821,6 +3865,7 @@
           <w:p>
             <w:pPr>
               <w:pStyle w:val="Compact"/>
+              <w:spacing w:before="0" w:after="0" w:line="240" w:lineRule="auto"/>
             </w:pPr>
             <w:r>
               <w:rPr>
@@ -3835,6 +3880,7 @@
           <w:p>
             <w:pPr>
               <w:pStyle w:val="Compact"/>
+              <w:spacing w:before="0" w:after="0" w:line="240" w:lineRule="auto"/>
             </w:pPr>
             <w:r>
               <w:rPr>
@@ -3849,6 +3895,7 @@
           <w:p>
             <w:pPr>
               <w:pStyle w:val="Compact"/>
+              <w:spacing w:before="0" w:after="0" w:line="240" w:lineRule="auto"/>
             </w:pPr>
             <w:r>
               <w:t xml:space="preserve">Пояснити, чим</w:t>
@@ -3892,6 +3939,7 @@
           <w:p>
             <w:pPr>
               <w:pStyle w:val="Compact"/>
+              <w:spacing w:before="0" w:after="0" w:line="240" w:lineRule="auto"/>
             </w:pPr>
             <w:r>
               <w:t xml:space="preserve">4</w:t>
@@ -3903,6 +3951,7 @@
           <w:p>
             <w:pPr>
               <w:pStyle w:val="Compact"/>
+              <w:spacing w:before="0" w:after="0" w:line="240" w:lineRule="auto"/>
             </w:pPr>
             <w:r>
               <w:rPr>
@@ -3941,6 +3990,7 @@
           <w:p>
             <w:pPr>
               <w:pStyle w:val="Compact"/>
+              <w:spacing w:before="0" w:after="0" w:line="240" w:lineRule="auto"/>
             </w:pPr>
             <w:r>
               <w:rPr>
@@ -3955,6 +4005,7 @@
           <w:p>
             <w:pPr>
               <w:pStyle w:val="Compact"/>
+              <w:spacing w:before="0" w:after="0" w:line="240" w:lineRule="auto"/>
             </w:pPr>
             <w:r>
               <w:rPr>
@@ -3969,6 +4020,7 @@
           <w:p>
             <w:pPr>
               <w:pStyle w:val="Compact"/>
+              <w:spacing w:before="0" w:after="0" w:line="240" w:lineRule="auto"/>
             </w:pPr>
             <w:r>
               <w:t xml:space="preserve">Показати, як підключити файл як блоковий пристрій</w:t>
@@ -3982,6 +4034,7 @@
           <w:p>
             <w:pPr>
               <w:pStyle w:val="Compact"/>
+              <w:spacing w:before="0" w:after="0" w:line="240" w:lineRule="auto"/>
             </w:pPr>
             <w:r>
               <w:t xml:space="preserve">5</w:t>
@@ -3993,6 +4046,7 @@
           <w:p>
             <w:pPr>
               <w:pStyle w:val="Compact"/>
+              <w:spacing w:before="0" w:after="0" w:line="240" w:lineRule="auto"/>
             </w:pPr>
             <w:r>
               <w:rPr>
@@ -4031,6 +4085,7 @@
           <w:p>
             <w:pPr>
               <w:pStyle w:val="Compact"/>
+              <w:spacing w:before="0" w:after="0" w:line="240" w:lineRule="auto"/>
             </w:pPr>
             <w:r>
               <w:rPr>
@@ -4045,6 +4100,7 @@
           <w:p>
             <w:pPr>
               <w:pStyle w:val="Compact"/>
+              <w:spacing w:before="0" w:after="0" w:line="240" w:lineRule="auto"/>
             </w:pPr>
             <w:r>
               <w:rPr>
@@ -4059,6 +4115,7 @@
           <w:p>
             <w:pPr>
               <w:pStyle w:val="Compact"/>
+              <w:spacing w:before="0" w:after="0" w:line="240" w:lineRule="auto"/>
             </w:pPr>
             <w:r>
               <w:t xml:space="preserve">Пояснити, навіщо потрібні loop-пристрої</w:t>
@@ -4072,6 +4129,7 @@
           <w:p>
             <w:pPr>
               <w:pStyle w:val="Compact"/>
+              <w:spacing w:before="0" w:after="0" w:line="240" w:lineRule="auto"/>
             </w:pPr>
             <w:r>
               <w:t xml:space="preserve">6</w:t>
@@ -4083,6 +4141,7 @@
           <w:p>
             <w:pPr>
               <w:pStyle w:val="Compact"/>
+              <w:spacing w:before="0" w:after="0" w:line="240" w:lineRule="auto"/>
             </w:pPr>
             <w:r>
               <w:rPr>
@@ -4121,6 +4180,7 @@
           <w:p>
             <w:pPr>
               <w:pStyle w:val="Compact"/>
+              <w:spacing w:before="0" w:after="0" w:line="240" w:lineRule="auto"/>
             </w:pPr>
             <w:r>
               <w:rPr>
@@ -4135,6 +4195,7 @@
           <w:p>
             <w:pPr>
               <w:pStyle w:val="Compact"/>
+              <w:spacing w:before="0" w:after="0" w:line="240" w:lineRule="auto"/>
             </w:pPr>
             <w:r>
               <w:rPr>
@@ -4149,6 +4210,7 @@
           <w:p>
             <w:pPr>
               <w:pStyle w:val="Compact"/>
+              <w:spacing w:before="0" w:after="0" w:line="240" w:lineRule="auto"/>
             </w:pPr>
             <w:r>
               <w:t xml:space="preserve">Виміряти швидкість читання з</w:t>
@@ -4171,6 +4233,7 @@
           <w:p>
             <w:pPr>
               <w:pStyle w:val="Compact"/>
+              <w:spacing w:before="0" w:after="0" w:line="240" w:lineRule="auto"/>
             </w:pPr>
             <w:r>
               <w:t xml:space="preserve">7</w:t>
@@ -4182,6 +4245,7 @@
           <w:p>
             <w:pPr>
               <w:pStyle w:val="Compact"/>
+              <w:spacing w:before="0" w:after="0" w:line="240" w:lineRule="auto"/>
             </w:pPr>
             <w:r>
               <w:rPr>
@@ -4220,6 +4284,7 @@
           <w:p>
             <w:pPr>
               <w:pStyle w:val="Compact"/>
+              <w:spacing w:before="0" w:after="0" w:line="240" w:lineRule="auto"/>
             </w:pPr>
             <w:r>
               <w:rPr>
@@ -4234,6 +4299,7 @@
           <w:p>
             <w:pPr>
               <w:pStyle w:val="Compact"/>
+              <w:spacing w:before="0" w:after="0" w:line="240" w:lineRule="auto"/>
             </w:pPr>
             <w:r>
               <w:rPr>
@@ -4248,6 +4314,7 @@
           <w:p>
             <w:pPr>
               <w:pStyle w:val="Compact"/>
+              <w:spacing w:before="0" w:after="0" w:line="240" w:lineRule="auto"/>
             </w:pPr>
             <w:r>
               <w:t xml:space="preserve">Пояснити, що показує стовпець Used by в</w:t>
@@ -4270,6 +4337,7 @@
           <w:p>
             <w:pPr>
               <w:pStyle w:val="Compact"/>
+              <w:spacing w:before="0" w:after="0" w:line="240" w:lineRule="auto"/>
             </w:pPr>
             <w:r>
               <w:t xml:space="preserve">8</w:t>
@@ -4281,6 +4349,7 @@
           <w:p>
             <w:pPr>
               <w:pStyle w:val="Compact"/>
+              <w:spacing w:before="0" w:after="0" w:line="240" w:lineRule="auto"/>
             </w:pPr>
             <w:r>
               <w:rPr>
@@ -4319,6 +4388,7 @@
           <w:p>
             <w:pPr>
               <w:pStyle w:val="Compact"/>
+              <w:spacing w:before="0" w:after="0" w:line="240" w:lineRule="auto"/>
             </w:pPr>
             <w:r>
               <w:rPr>
@@ -4333,6 +4403,7 @@
           <w:p>
             <w:pPr>
               <w:pStyle w:val="Compact"/>
+              <w:spacing w:before="0" w:after="0" w:line="240" w:lineRule="auto"/>
             </w:pPr>
             <w:r>
               <w:rPr>
@@ -4347,6 +4418,7 @@
           <w:p>
             <w:pPr>
               <w:pStyle w:val="Compact"/>
+              <w:spacing w:before="0" w:after="0" w:line="240" w:lineRule="auto"/>
             </w:pPr>
             <w:r>
               <w:t xml:space="preserve">Пояснити, чому</w:t>
@@ -4375,6 +4447,7 @@
           <w:p>
             <w:pPr>
               <w:pStyle w:val="Compact"/>
+              <w:spacing w:before="0" w:after="0" w:line="240" w:lineRule="auto"/>
             </w:pPr>
             <w:r>
               <w:t xml:space="preserve">9</w:t>
@@ -4386,6 +4459,7 @@
           <w:p>
             <w:pPr>
               <w:pStyle w:val="Compact"/>
+              <w:spacing w:before="0" w:after="0" w:line="240" w:lineRule="auto"/>
             </w:pPr>
             <w:r>
               <w:rPr>
@@ -4424,6 +4498,7 @@
           <w:p>
             <w:pPr>
               <w:pStyle w:val="Compact"/>
+              <w:spacing w:before="0" w:after="0" w:line="240" w:lineRule="auto"/>
             </w:pPr>
             <w:r>
               <w:rPr>
@@ -4438,6 +4513,7 @@
           <w:p>
             <w:pPr>
               <w:pStyle w:val="Compact"/>
+              <w:spacing w:before="0" w:after="0" w:line="240" w:lineRule="auto"/>
             </w:pPr>
             <w:r>
               <w:rPr>
@@ -4452,6 +4528,7 @@
           <w:p>
             <w:pPr>
               <w:pStyle w:val="Compact"/>
+              <w:spacing w:before="0" w:after="0" w:line="240" w:lineRule="auto"/>
             </w:pPr>
             <w:r>
               <w:t xml:space="preserve">Пояснити роль планувальника введення-виведення</w:t>
@@ -4465,6 +4542,7 @@
           <w:p>
             <w:pPr>
               <w:pStyle w:val="Compact"/>
+              <w:spacing w:before="0" w:after="0" w:line="240" w:lineRule="auto"/>
             </w:pPr>
             <w:r>
               <w:t xml:space="preserve">10</w:t>
@@ -4476,6 +4554,7 @@
           <w:p>
             <w:pPr>
               <w:pStyle w:val="Compact"/>
+              <w:spacing w:before="0" w:after="0" w:line="240" w:lineRule="auto"/>
             </w:pPr>
             <w:r>
               <w:rPr>
@@ -4514,6 +4593,7 @@
           <w:p>
             <w:pPr>
               <w:pStyle w:val="Compact"/>
+              <w:spacing w:before="0" w:after="0" w:line="240" w:lineRule="auto"/>
             </w:pPr>
             <w:r>
               <w:rPr>
@@ -4528,6 +4608,7 @@
           <w:p>
             <w:pPr>
               <w:pStyle w:val="Compact"/>
+              <w:spacing w:before="0" w:after="0" w:line="240" w:lineRule="auto"/>
             </w:pPr>
             <w:r>
               <w:rPr>
@@ -4542,6 +4623,7 @@
           <w:p>
             <w:pPr>
               <w:pStyle w:val="Compact"/>
+              <w:spacing w:before="0" w:after="0" w:line="240" w:lineRule="auto"/>
             </w:pPr>
             <w:r>
               <w:t xml:space="preserve">Визначити тип носія за файлом</w:t>
@@ -4564,6 +4646,7 @@
           <w:p>
             <w:pPr>
               <w:pStyle w:val="Compact"/>
+              <w:spacing w:before="0" w:after="0" w:line="240" w:lineRule="auto"/>
             </w:pPr>
             <w:r>
               <w:t xml:space="preserve">11</w:t>
@@ -4575,6 +4658,7 @@
           <w:p>
             <w:pPr>
               <w:pStyle w:val="Compact"/>
+              <w:spacing w:before="0" w:after="0" w:line="240" w:lineRule="auto"/>
             </w:pPr>
             <w:r>
               <w:rPr>
@@ -4613,6 +4697,7 @@
           <w:p>
             <w:pPr>
               <w:pStyle w:val="Compact"/>
+              <w:spacing w:before="0" w:after="0" w:line="240" w:lineRule="auto"/>
             </w:pPr>
             <w:r>
               <w:rPr>
@@ -4627,6 +4712,7 @@
           <w:p>
             <w:pPr>
               <w:pStyle w:val="Compact"/>
+              <w:spacing w:before="0" w:after="0" w:line="240" w:lineRule="auto"/>
             </w:pPr>
             <w:r>
               <w:rPr>
@@ -4641,6 +4727,7 @@
           <w:p>
             <w:pPr>
               <w:pStyle w:val="Compact"/>
+              <w:spacing w:before="0" w:after="0" w:line="240" w:lineRule="auto"/>
             </w:pPr>
             <w:r>
               <w:t xml:space="preserve">Пояснити призначення</w:t>
@@ -4663,6 +4750,7 @@
           <w:p>
             <w:pPr>
               <w:pStyle w:val="Compact"/>
+              <w:spacing w:before="0" w:after="0" w:line="240" w:lineRule="auto"/>
             </w:pPr>
             <w:r>
               <w:t xml:space="preserve">12</w:t>
@@ -4674,6 +4762,7 @@
           <w:p>
             <w:pPr>
               <w:pStyle w:val="Compact"/>
+              <w:spacing w:before="0" w:after="0" w:line="240" w:lineRule="auto"/>
             </w:pPr>
             <w:r>
               <w:rPr>
@@ -4712,6 +4801,7 @@
           <w:p>
             <w:pPr>
               <w:pStyle w:val="Compact"/>
+              <w:spacing w:before="0" w:after="0" w:line="240" w:lineRule="auto"/>
             </w:pPr>
             <w:r>
               <w:rPr>
@@ -4726,6 +4816,7 @@
           <w:p>
             <w:pPr>
               <w:pStyle w:val="Compact"/>
+              <w:spacing w:before="0" w:after="0" w:line="240" w:lineRule="auto"/>
             </w:pPr>
             <w:r>
               <w:rPr>
@@ -4740,6 +4831,7 @@
           <w:p>
             <w:pPr>
               <w:pStyle w:val="Compact"/>
+              <w:spacing w:before="0" w:after="0" w:line="240" w:lineRule="auto"/>
             </w:pPr>
             <w:r>
               <w:t xml:space="preserve">Показати, як створити образ і підключити його через loop</w:t>
@@ -4753,6 +4845,7 @@
           <w:p>
             <w:pPr>
               <w:pStyle w:val="Compact"/>
+              <w:spacing w:before="0" w:after="0" w:line="240" w:lineRule="auto"/>
             </w:pPr>
             <w:r>
               <w:t xml:space="preserve">13</w:t>
@@ -4764,6 +4857,7 @@
           <w:p>
             <w:pPr>
               <w:pStyle w:val="Compact"/>
+              <w:spacing w:before="0" w:after="0" w:line="240" w:lineRule="auto"/>
             </w:pPr>
             <w:r>
               <w:rPr>
@@ -4802,6 +4896,7 @@
           <w:p>
             <w:pPr>
               <w:pStyle w:val="Compact"/>
+              <w:spacing w:before="0" w:after="0" w:line="240" w:lineRule="auto"/>
             </w:pPr>
             <w:r>
               <w:rPr>
@@ -4816,6 +4911,7 @@
           <w:p>
             <w:pPr>
               <w:pStyle w:val="Compact"/>
+              <w:spacing w:before="0" w:after="0" w:line="240" w:lineRule="auto"/>
             </w:pPr>
             <w:r>
               <w:rPr>
@@ -4830,6 +4926,7 @@
           <w:p>
             <w:pPr>
               <w:pStyle w:val="Compact"/>
+              <w:spacing w:before="0" w:after="0" w:line="240" w:lineRule="auto"/>
             </w:pPr>
             <w:r>
               <w:t xml:space="preserve">Пояснити повідомлення «Volume was not properly unmounted»</w:t>
@@ -4843,6 +4940,7 @@
           <w:p>
             <w:pPr>
               <w:pStyle w:val="Compact"/>
+              <w:spacing w:before="0" w:after="0" w:line="240" w:lineRule="auto"/>
             </w:pPr>
             <w:r>
               <w:t xml:space="preserve">14</w:t>
@@ -4854,6 +4952,7 @@
           <w:p>
             <w:pPr>
               <w:pStyle w:val="Compact"/>
+              <w:spacing w:before="0" w:after="0" w:line="240" w:lineRule="auto"/>
             </w:pPr>
             <w:r>
               <w:rPr>
@@ -4892,6 +4991,7 @@
           <w:p>
             <w:pPr>
               <w:pStyle w:val="Compact"/>
+              <w:spacing w:before="0" w:after="0" w:line="240" w:lineRule="auto"/>
             </w:pPr>
             <w:r>
               <w:rPr>
@@ -4906,6 +5006,7 @@
           <w:p>
             <w:pPr>
               <w:pStyle w:val="Compact"/>
+              <w:spacing w:before="0" w:after="0" w:line="240" w:lineRule="auto"/>
             </w:pPr>
             <w:r>
               <w:rPr>
@@ -4920,6 +5021,7 @@
           <w:p>
             <w:pPr>
               <w:pStyle w:val="Compact"/>
+              <w:spacing w:before="0" w:after="0" w:line="240" w:lineRule="auto"/>
             </w:pPr>
             <w:r>
               <w:t xml:space="preserve">Пояснити, що таке псевдотермінал</w:t>
@@ -4933,6 +5035,7 @@
           <w:p>
             <w:pPr>
               <w:pStyle w:val="Compact"/>
+              <w:spacing w:before="0" w:after="0" w:line="240" w:lineRule="auto"/>
             </w:pPr>
             <w:r>
               <w:t xml:space="preserve">15</w:t>
@@ -4944,6 +5047,7 @@
           <w:p>
             <w:pPr>
               <w:pStyle w:val="Compact"/>
+              <w:spacing w:before="0" w:after="0" w:line="240" w:lineRule="auto"/>
             </w:pPr>
             <w:r>
               <w:rPr>
@@ -4982,6 +5086,7 @@
           <w:p>
             <w:pPr>
               <w:pStyle w:val="Compact"/>
+              <w:spacing w:before="0" w:after="0" w:line="240" w:lineRule="auto"/>
             </w:pPr>
             <w:r>
               <w:rPr>
@@ -4996,6 +5101,7 @@
           <w:p>
             <w:pPr>
               <w:pStyle w:val="Compact"/>
+              <w:spacing w:before="0" w:after="0" w:line="240" w:lineRule="auto"/>
             </w:pPr>
             <w:r>
               <w:rPr>
@@ -5010,6 +5116,7 @@
           <w:p>
             <w:pPr>
               <w:pStyle w:val="Compact"/>
+              <w:spacing w:before="0" w:after="0" w:line="240" w:lineRule="auto"/>
             </w:pPr>
             <w:r>
               <w:t xml:space="preserve">Пояснити, чому оптичний привід доступний лише на читання</w:t>
@@ -5023,6 +5130,7 @@
           <w:p>
             <w:pPr>
               <w:pStyle w:val="Compact"/>
+              <w:spacing w:before="0" w:after="0" w:line="240" w:lineRule="auto"/>
             </w:pPr>
             <w:r>
               <w:t xml:space="preserve">16</w:t>
@@ -5034,6 +5142,7 @@
           <w:p>
             <w:pPr>
               <w:pStyle w:val="Compact"/>
+              <w:spacing w:before="0" w:after="0" w:line="240" w:lineRule="auto"/>
             </w:pPr>
             <w:r>
               <w:rPr>
@@ -5072,6 +5181,7 @@
           <w:p>
             <w:pPr>
               <w:pStyle w:val="Compact"/>
+              <w:spacing w:before="0" w:after="0" w:line="240" w:lineRule="auto"/>
             </w:pPr>
             <w:r>
               <w:rPr>
@@ -5086,6 +5196,7 @@
           <w:p>
             <w:pPr>
               <w:pStyle w:val="Compact"/>
+              <w:spacing w:before="0" w:after="0" w:line="240" w:lineRule="auto"/>
             </w:pPr>
             <w:r>
               <w:rPr>
@@ -5100,6 +5211,7 @@
           <w:p>
             <w:pPr>
               <w:pStyle w:val="Compact"/>
+              <w:spacing w:before="0" w:after="0" w:line="240" w:lineRule="auto"/>
             </w:pPr>
             <w:r>
               <w:t xml:space="preserve">Порівняти вивід</w:t>
@@ -5137,6 +5249,7 @@
           <w:p>
             <w:pPr>
               <w:pStyle w:val="Compact"/>
+              <w:spacing w:before="0" w:after="0" w:line="240" w:lineRule="auto"/>
             </w:pPr>
             <w:r>
               <w:t xml:space="preserve">17</w:t>
@@ -5148,6 +5261,7 @@
           <w:p>
             <w:pPr>
               <w:pStyle w:val="Compact"/>
+              <w:spacing w:before="0" w:after="0" w:line="240" w:lineRule="auto"/>
             </w:pPr>
             <w:r>
               <w:rPr>
@@ -5186,6 +5300,7 @@
           <w:p>
             <w:pPr>
               <w:pStyle w:val="Compact"/>
+              <w:spacing w:before="0" w:after="0" w:line="240" w:lineRule="auto"/>
             </w:pPr>
             <w:r>
               <w:rPr>
@@ -5200,6 +5315,7 @@
           <w:p>
             <w:pPr>
               <w:pStyle w:val="Compact"/>
+              <w:spacing w:before="0" w:after="0" w:line="240" w:lineRule="auto"/>
             </w:pPr>
             <w:r>
               <w:rPr>
@@ -5214,6 +5330,7 @@
           <w:p>
             <w:pPr>
               <w:pStyle w:val="Compact"/>
+              <w:spacing w:before="0" w:after="0" w:line="240" w:lineRule="auto"/>
             </w:pPr>
             <w:r>
               <w:t xml:space="preserve">Пояснити, чому імена</w:t>
@@ -5242,6 +5359,7 @@
           <w:p>
             <w:pPr>
               <w:pStyle w:val="Compact"/>
+              <w:spacing w:before="0" w:after="0" w:line="240" w:lineRule="auto"/>
             </w:pPr>
             <w:r>
               <w:t xml:space="preserve">18</w:t>
@@ -5253,6 +5371,7 @@
           <w:p>
             <w:pPr>
               <w:pStyle w:val="Compact"/>
+              <w:spacing w:before="0" w:after="0" w:line="240" w:lineRule="auto"/>
             </w:pPr>
             <w:r>
               <w:rPr>
@@ -5291,6 +5410,7 @@
           <w:p>
             <w:pPr>
               <w:pStyle w:val="Compact"/>
+              <w:spacing w:before="0" w:after="0" w:line="240" w:lineRule="auto"/>
             </w:pPr>
             <w:r>
               <w:rPr>
@@ -5305,6 +5425,7 @@
           <w:p>
             <w:pPr>
               <w:pStyle w:val="Compact"/>
+              <w:spacing w:before="0" w:after="0" w:line="240" w:lineRule="auto"/>
             </w:pPr>
             <w:r>
               <w:rPr>
@@ -5319,6 +5440,7 @@
           <w:p>
             <w:pPr>
               <w:pStyle w:val="Compact"/>
+              <w:spacing w:before="0" w:after="0" w:line="240" w:lineRule="auto"/>
             </w:pPr>
             <w:r>
               <w:t xml:space="preserve">Пояснити, як контейнери використовують overlay-ФС</w:t>
@@ -5332,6 +5454,7 @@
           <w:p>
             <w:pPr>
               <w:pStyle w:val="Compact"/>
+              <w:spacing w:before="0" w:after="0" w:line="240" w:lineRule="auto"/>
             </w:pPr>
             <w:r>
               <w:t xml:space="preserve">19</w:t>
@@ -5343,6 +5466,7 @@
           <w:p>
             <w:pPr>
               <w:pStyle w:val="Compact"/>
+              <w:spacing w:before="0" w:after="0" w:line="240" w:lineRule="auto"/>
             </w:pPr>
             <w:r>
               <w:rPr>
@@ -5381,6 +5505,7 @@
           <w:p>
             <w:pPr>
               <w:pStyle w:val="Compact"/>
+              <w:spacing w:before="0" w:after="0" w:line="240" w:lineRule="auto"/>
             </w:pPr>
             <w:r>
               <w:rPr>
@@ -5395,6 +5520,7 @@
           <w:p>
             <w:pPr>
               <w:pStyle w:val="Compact"/>
+              <w:spacing w:before="0" w:after="0" w:line="240" w:lineRule="auto"/>
             </w:pPr>
             <w:r>
               <w:rPr>
@@ -5409,6 +5535,7 @@
           <w:p>
             <w:pPr>
               <w:pStyle w:val="Compact"/>
+              <w:spacing w:before="0" w:after="0" w:line="240" w:lineRule="auto"/>
             </w:pPr>
             <w:r>
               <w:t xml:space="preserve">Виміряти час запису з</w:t>
@@ -5437,6 +5564,7 @@
           <w:p>
             <w:pPr>
               <w:pStyle w:val="Compact"/>
+              <w:spacing w:before="0" w:after="0" w:line="240" w:lineRule="auto"/>
             </w:pPr>
             <w:r>
               <w:t xml:space="preserve">20</w:t>
@@ -5448,6 +5576,7 @@
           <w:p>
             <w:pPr>
               <w:pStyle w:val="Compact"/>
+              <w:spacing w:before="0" w:after="0" w:line="240" w:lineRule="auto"/>
             </w:pPr>
             <w:r>
               <w:rPr>
@@ -5486,6 +5615,7 @@
           <w:p>
             <w:pPr>
               <w:pStyle w:val="Compact"/>
+              <w:spacing w:before="0" w:after="0" w:line="240" w:lineRule="auto"/>
             </w:pPr>
             <w:r>
               <w:rPr>
@@ -5500,6 +5630,7 @@
           <w:p>
             <w:pPr>
               <w:pStyle w:val="Compact"/>
+              <w:spacing w:before="0" w:after="0" w:line="240" w:lineRule="auto"/>
             </w:pPr>
             <w:r>
               <w:rPr>
@@ -5514,6 +5645,7 @@
           <w:p>
             <w:pPr>
               <w:pStyle w:val="Compact"/>
+              <w:spacing w:before="0" w:after="0" w:line="240" w:lineRule="auto"/>
             </w:pPr>
             <w:r>
               <w:t xml:space="preserve">Пояснити, чому до Linux 5.6 читання з</w:t>
@@ -6069,7 +6201,7 @@
     <w:multiLevelType w:val="multilevel"/>
     <w:lvl w:ilvl="0">
       <w:numFmt w:val="bullet"/>
-      <w:lvlText w:val="–"/>
+      <w:lvlText w:val=" "/>
       <w:lvlJc w:val="left"/>
       <w:pPr>
         <w:ind w:left="1134" w:hanging="425"/>
@@ -6077,7 +6209,7 @@
     </w:lvl>
     <w:lvl w:ilvl="1">
       <w:numFmt w:val="bullet"/>
-      <w:lvlText w:val="–"/>
+      <w:lvlText w:val=" "/>
       <w:lvlJc w:val="left"/>
       <w:pPr>
         <w:ind w:left="1701" w:hanging="425"/>
@@ -6085,7 +6217,7 @@
     </w:lvl>
     <w:lvl w:ilvl="2">
       <w:numFmt w:val="bullet"/>
-      <w:lvlText w:val="–"/>
+      <w:lvlText w:val=" "/>
       <w:lvlJc w:val="left"/>
       <w:pPr>
         <w:ind w:left="2268" w:hanging="425"/>
@@ -6093,7 +6225,7 @@
     </w:lvl>
     <w:lvl w:ilvl="3">
       <w:numFmt w:val="bullet"/>
-      <w:lvlText w:val="–"/>
+      <w:lvlText w:val=" "/>
       <w:lvlJc w:val="left"/>
       <w:pPr>
         <w:ind w:left="2835" w:hanging="425"/>
@@ -6101,7 +6233,7 @@
     </w:lvl>
     <w:lvl w:ilvl="4">
       <w:numFmt w:val="bullet"/>
-      <w:lvlText w:val="–"/>
+      <w:lvlText w:val=" "/>
       <w:lvlJc w:val="left"/>
       <w:pPr>
         <w:ind w:left="3402" w:hanging="425"/>
@@ -6109,7 +6241,7 @@
     </w:lvl>
     <w:lvl w:ilvl="5">
       <w:numFmt w:val="bullet"/>
-      <w:lvlText w:val="–"/>
+      <w:lvlText w:val=" "/>
       <w:lvlJc w:val="left"/>
       <w:pPr>
         <w:ind w:left="3969" w:hanging="425"/>
@@ -6117,7 +6249,7 @@
     </w:lvl>
     <w:lvl w:ilvl="6">
       <w:numFmt w:val="bullet"/>
-      <w:lvlText w:val="–"/>
+      <w:lvlText w:val=" "/>
       <w:lvlJc w:val="left"/>
       <w:pPr>
         <w:ind w:left="4536" w:hanging="425"/>
@@ -6125,7 +6257,7 @@
     </w:lvl>
     <w:lvl w:ilvl="7">
       <w:numFmt w:val="bullet"/>
-      <w:lvlText w:val="–"/>
+      <w:lvlText w:val=" "/>
       <w:lvlJc w:val="left"/>
       <w:pPr>
         <w:ind w:left="5103" w:hanging="425"/>
@@ -6133,7 +6265,7 @@
     </w:lvl>
     <w:lvl w:ilvl="8">
       <w:numFmt w:val="bullet"/>
-      <w:lvlText w:val="–"/>
+      <w:lvlText w:val=" "/>
       <w:lvlJc w:val="left"/>
       <w:pPr>
         <w:ind w:left="5670" w:hanging="425"/>
@@ -7166,6 +7298,31 @@
       </w:tblCellMar>
     </w:tblPr>
   </w:style>
+  <w:style w:customStyle="1" w:styleId="Conclusion" w:type="paragraph">
+    <w:name w:val="Conclusion"/>
+    <w:basedOn w:val="BodyText"/>
+    <w:next w:val="BodyText"/>
+    <w:qFormat/>
+    <w:pPr>
+      <w:keepNext/>
+      <w:spacing w:after="0" w:before="240" w:line="312" w:lineRule="auto"/>
+    </w:pPr>
+  </w:style>
+  <w:style w:styleId="Header" w:type="paragraph">
+    <w:name w:val="header"/>
+    <w:basedOn w:val="Normal"/>
+    <w:qFormat/>
+    <w:pPr>
+      <w:spacing w:after="0" w:before="0" w:line="240" w:lineRule="auto"/>
+      <w:ind w:firstLine="0"/>
+      <w:jc w:val="right"/>
+    </w:pPr>
+    <w:rPr>
+      <w:rFonts w:ascii="Times New Roman" w:cs="Times New Roman" w:eastAsia="Times New Roman" w:hAnsi="Times New Roman"/>
+      <w:sz w:val="28"/>
+      <w:szCs w:val="28"/>
+    </w:rPr>
+  </w:style>
   <w:style w:type="paragraph" w:customStyle="1" w:styleId="TableCaption">
     <w:name w:val="TableCaption"/>
     <w:basedOn w:val="BodyText"/>
